--- a/dosyalar/etkinlikler/5-sinif/arapca-5-1-etkinlik.docx
+++ b/dosyalar/etkinlikler/5-sinif/arapca-5-1-etkinlik.docx
@@ -4319,7 +4319,7 @@
                 <w:szCs w:val="32"/>
                 <w:rtl/>
               </w:rPr>
-              <w:t xml:space="preserve">اَلسَّلَامُ عَلَيْكُمْ</w:t>
+              <w:t xml:space="preserve">اَلسَّلَامُ عَلَيْكُمْ</w:t>
             </w:r>
           </w:p>
           <w:p>
@@ -4369,7 +4369,7 @@
                 <w:szCs w:val="32"/>
                 <w:rtl/>
               </w:rPr>
-              <w:t xml:space="preserve">وَعَلَيْكُمُ السَّلَامُ</w:t>
+              <w:t xml:space="preserve">وَعَلَيْكُمُ السَّلَامُ</w:t>
             </w:r>
           </w:p>
           <w:p>
@@ -4419,7 +4419,7 @@
                 <w:szCs w:val="32"/>
                 <w:rtl/>
               </w:rPr>
-              <w:t xml:space="preserve">صَبَاحُ الْخَيْرِ</w:t>
+              <w:t xml:space="preserve">صَبَاحُ الخَيْرِ</w:t>
             </w:r>
           </w:p>
           <w:p>
@@ -4469,7 +4469,7 @@
                 <w:szCs w:val="32"/>
                 <w:rtl/>
               </w:rPr>
-              <w:t xml:space="preserve">صَبَاحُ النُّورِ</w:t>
+              <w:t xml:space="preserve">صَبَاحُ النُّورِ</w:t>
             </w:r>
           </w:p>
           <w:p>
@@ -4674,7 +4674,7 @@
                 <w:szCs w:val="32"/>
                 <w:rtl/>
               </w:rPr>
-              <w:t xml:space="preserve">كَيْفَ حَالُكَ</w:t>
+              <w:t xml:space="preserve">كَيْف حَالُكَ</w:t>
             </w:r>
           </w:p>
           <w:p>
@@ -4779,7 +4779,7 @@
                 <w:szCs w:val="32"/>
                 <w:rtl/>
               </w:rPr>
-              <w:t xml:space="preserve">مِنْ أَيْنَ أَنْتَ</w:t>
+              <w:t xml:space="preserve">مِنْ أَيْن أَنْتَ</w:t>
             </w:r>
           </w:p>
           <w:p>
@@ -4829,7 +4829,7 @@
                 <w:szCs w:val="32"/>
                 <w:rtl/>
               </w:rPr>
-              <w:t xml:space="preserve">تَشَرَّفْنَا</w:t>
+              <w:t xml:space="preserve">تَشَرَّفْنَا</w:t>
             </w:r>
           </w:p>
           <w:p>
@@ -4879,7 +4879,7 @@
                 <w:szCs w:val="32"/>
                 <w:rtl/>
               </w:rPr>
-              <w:t xml:space="preserve">إِلَى اللِّقَاءِ</w:t>
+              <w:t xml:space="preserve">إِلَى اللِّقَاءِ</w:t>
             </w:r>
           </w:p>
           <w:p>
@@ -5366,7 +5366,7 @@
                 <w:szCs w:val="30"/>
                 <w:rtl/>
               </w:rPr>
-              <w:t xml:space="preserve">أَحْمَدُ : اَلسَّلَامُ عَلَيْكُمْ.</w:t>
+              <w:t xml:space="preserve">أَحْمَد : اَلسَّلَامُ عَلَيْكُمْ.</w:t>
             </w:r>
           </w:p>
           <w:p>
@@ -5384,7 +5384,7 @@
                 <w:szCs w:val="30"/>
                 <w:rtl/>
               </w:rPr>
-              <w:t xml:space="preserve">سَالِمٌ : وَعَلَيْكُمُ السَّلَامُ.</w:t>
+              <w:t xml:space="preserve">سَالِمٌ : وَعَلَيْكُمُ السَّلَامُ.</w:t>
             </w:r>
           </w:p>
           <w:p>
@@ -5402,7 +5402,7 @@
                 <w:szCs w:val="30"/>
                 <w:rtl/>
               </w:rPr>
-              <w:t xml:space="preserve">أَحْمَدُ : مَا اسْمُكَ ؟</w:t>
+              <w:t xml:space="preserve">أَحْمَد : مَا اسْمُكَ ؟</w:t>
             </w:r>
           </w:p>
           <w:p>
@@ -5438,7 +5438,7 @@
                 <w:szCs w:val="30"/>
                 <w:rtl/>
               </w:rPr>
-              <w:t xml:space="preserve">أَحْمَدُ : اِسْمِي أَحْمَدُ. كَيْفَ حَالُكَ ؟</w:t>
+              <w:t xml:space="preserve">أَحْمَد : اِسْمِي أَحْمَد. كَيْف حَالُكَ ؟</w:t>
             </w:r>
           </w:p>
           <w:p>
@@ -5456,7 +5456,7 @@
                 <w:szCs w:val="30"/>
                 <w:rtl/>
               </w:rPr>
-              <w:t xml:space="preserve">سَالِمٌ : أَنَا بِخَيْرٍ ، اَلْحَمْدُ لِلَّهِ.</w:t>
+              <w:t xml:space="preserve">سَالِمٌ : أَنَا بِخَيْرٍ ، اَلحَمْدُ لِلَّهِ.</w:t>
             </w:r>
           </w:p>
           <w:p>
@@ -5474,7 +5474,7 @@
                 <w:szCs w:val="30"/>
                 <w:rtl/>
               </w:rPr>
-              <w:t xml:space="preserve">أَحْمَدُ : تَشَرَّفْنَا. إِلَى اللِّقَاءِ.</w:t>
+              <w:t xml:space="preserve">أَحْمَد : تَشَرَّفْنَا. إِلَى اللِّقَاءِ.</w:t>
             </w:r>
           </w:p>
         </w:tc>
@@ -5593,7 +5593,7 @@
                 <w:szCs w:val="32"/>
                 <w:rtl/>
               </w:rPr>
-              <w:t xml:space="preserve">اَلسَّلَامُ عَلَيْكُمْ</w:t>
+              <w:t xml:space="preserve">اَلسَّلَامُ عَلَيْكُمْ</w:t>
             </w:r>
           </w:p>
           <w:p>
@@ -5693,7 +5693,7 @@
                 <w:szCs w:val="32"/>
                 <w:rtl/>
               </w:rPr>
-              <w:t xml:space="preserve">كَيْفَ حَالُكَ ؟</w:t>
+              <w:t xml:space="preserve">كَيْف حَالُكَ ؟</w:t>
             </w:r>
           </w:p>
           <w:p>
@@ -5748,7 +5748,7 @@
                 <w:szCs w:val="32"/>
                 <w:rtl/>
               </w:rPr>
-              <w:t xml:space="preserve">مِنْ أَيْنَ أَنْتَ ؟</w:t>
+              <w:t xml:space="preserve">مِنْ أَيْن أَنْتَ ؟</w:t>
             </w:r>
           </w:p>
           <w:p>
@@ -5798,7 +5798,7 @@
                 <w:szCs w:val="32"/>
                 <w:rtl/>
               </w:rPr>
-              <w:t xml:space="preserve">صَبَاحُ الْخَيْرِ</w:t>
+              <w:t xml:space="preserve">صَبَاحُ الخَيْرِ</w:t>
             </w:r>
           </w:p>
           <w:p>
@@ -5848,7 +5848,7 @@
                 <w:szCs w:val="32"/>
                 <w:rtl/>
               </w:rPr>
-              <w:t xml:space="preserve">إِلَى اللِّقَاءِ</w:t>
+              <w:t xml:space="preserve">إِلَى اللِّقَاءِ</w:t>
             </w:r>
           </w:p>
           <w:p>

--- a/dosyalar/etkinlikler/5-sinif/arapca-5-1-etkinlik.docx
+++ b/dosyalar/etkinlikler/5-sinif/arapca-5-1-etkinlik.docx
@@ -4311,7 +4311,7 @@
             </w:pPr>
             <w:r>
               <w:rPr>
-                <w:rFonts w:ascii="Markazi Text" w:cs="Markazi Text" w:eastAsia="Markazi Text" w:hAnsi="Markazi Text"/>
+                <w:rFonts w:ascii="Arakom" w:cs="Arakom" w:eastAsia="Arakom" w:hAnsi="Arakom"/>
                 <w:b w:val="false"/>
                 <w:bCs w:val="false"/>
                 <w:color w:val="111111"/>
@@ -4361,7 +4361,7 @@
             </w:pPr>
             <w:r>
               <w:rPr>
-                <w:rFonts w:ascii="Markazi Text" w:cs="Markazi Text" w:eastAsia="Markazi Text" w:hAnsi="Markazi Text"/>
+                <w:rFonts w:ascii="Arakom" w:cs="Arakom" w:eastAsia="Arakom" w:hAnsi="Arakom"/>
                 <w:b w:val="false"/>
                 <w:bCs w:val="false"/>
                 <w:color w:val="111111"/>
@@ -4411,7 +4411,7 @@
             </w:pPr>
             <w:r>
               <w:rPr>
-                <w:rFonts w:ascii="Markazi Text" w:cs="Markazi Text" w:eastAsia="Markazi Text" w:hAnsi="Markazi Text"/>
+                <w:rFonts w:ascii="Arakom" w:cs="Arakom" w:eastAsia="Arakom" w:hAnsi="Arakom"/>
                 <w:b w:val="false"/>
                 <w:bCs w:val="false"/>
                 <w:color w:val="111111"/>
@@ -4461,7 +4461,7 @@
             </w:pPr>
             <w:r>
               <w:rPr>
-                <w:rFonts w:ascii="Markazi Text" w:cs="Markazi Text" w:eastAsia="Markazi Text" w:hAnsi="Markazi Text"/>
+                <w:rFonts w:ascii="Arakom" w:cs="Arakom" w:eastAsia="Arakom" w:hAnsi="Arakom"/>
                 <w:b w:val="false"/>
                 <w:bCs w:val="false"/>
                 <w:color w:val="111111"/>
@@ -4516,7 +4516,7 @@
             </w:pPr>
             <w:r>
               <w:rPr>
-                <w:rFonts w:ascii="Markazi Text" w:cs="Markazi Text" w:eastAsia="Markazi Text" w:hAnsi="Markazi Text"/>
+                <w:rFonts w:ascii="Arakom" w:cs="Arakom" w:eastAsia="Arakom" w:hAnsi="Arakom"/>
                 <w:b w:val="false"/>
                 <w:bCs w:val="false"/>
                 <w:color w:val="111111"/>
@@ -4566,7 +4566,7 @@
             </w:pPr>
             <w:r>
               <w:rPr>
-                <w:rFonts w:ascii="Markazi Text" w:cs="Markazi Text" w:eastAsia="Markazi Text" w:hAnsi="Markazi Text"/>
+                <w:rFonts w:ascii="Arakom" w:cs="Arakom" w:eastAsia="Arakom" w:hAnsi="Arakom"/>
                 <w:b w:val="false"/>
                 <w:bCs w:val="false"/>
                 <w:color w:val="111111"/>
@@ -4616,7 +4616,7 @@
             </w:pPr>
             <w:r>
               <w:rPr>
-                <w:rFonts w:ascii="Markazi Text" w:cs="Markazi Text" w:eastAsia="Markazi Text" w:hAnsi="Markazi Text"/>
+                <w:rFonts w:ascii="Arakom" w:cs="Arakom" w:eastAsia="Arakom" w:hAnsi="Arakom"/>
                 <w:b w:val="false"/>
                 <w:bCs w:val="false"/>
                 <w:color w:val="111111"/>
@@ -4666,7 +4666,7 @@
             </w:pPr>
             <w:r>
               <w:rPr>
-                <w:rFonts w:ascii="Markazi Text" w:cs="Markazi Text" w:eastAsia="Markazi Text" w:hAnsi="Markazi Text"/>
+                <w:rFonts w:ascii="Arakom" w:cs="Arakom" w:eastAsia="Arakom" w:hAnsi="Arakom"/>
                 <w:b w:val="false"/>
                 <w:bCs w:val="false"/>
                 <w:color w:val="111111"/>
@@ -4721,7 +4721,7 @@
             </w:pPr>
             <w:r>
               <w:rPr>
-                <w:rFonts w:ascii="Markazi Text" w:cs="Markazi Text" w:eastAsia="Markazi Text" w:hAnsi="Markazi Text"/>
+                <w:rFonts w:ascii="Arakom" w:cs="Arakom" w:eastAsia="Arakom" w:hAnsi="Arakom"/>
                 <w:b w:val="false"/>
                 <w:bCs w:val="false"/>
                 <w:color w:val="111111"/>
@@ -4771,7 +4771,7 @@
             </w:pPr>
             <w:r>
               <w:rPr>
-                <w:rFonts w:ascii="Markazi Text" w:cs="Markazi Text" w:eastAsia="Markazi Text" w:hAnsi="Markazi Text"/>
+                <w:rFonts w:ascii="Arakom" w:cs="Arakom" w:eastAsia="Arakom" w:hAnsi="Arakom"/>
                 <w:b w:val="false"/>
                 <w:bCs w:val="false"/>
                 <w:color w:val="111111"/>
@@ -4821,7 +4821,7 @@
             </w:pPr>
             <w:r>
               <w:rPr>
-                <w:rFonts w:ascii="Markazi Text" w:cs="Markazi Text" w:eastAsia="Markazi Text" w:hAnsi="Markazi Text"/>
+                <w:rFonts w:ascii="Arakom" w:cs="Arakom" w:eastAsia="Arakom" w:hAnsi="Arakom"/>
                 <w:b w:val="false"/>
                 <w:bCs w:val="false"/>
                 <w:color w:val="111111"/>
@@ -4871,7 +4871,7 @@
             </w:pPr>
             <w:r>
               <w:rPr>
-                <w:rFonts w:ascii="Markazi Text" w:cs="Markazi Text" w:eastAsia="Markazi Text" w:hAnsi="Markazi Text"/>
+                <w:rFonts w:ascii="Arakom" w:cs="Arakom" w:eastAsia="Arakom" w:hAnsi="Arakom"/>
                 <w:b w:val="false"/>
                 <w:bCs w:val="false"/>
                 <w:color w:val="111111"/>
@@ -5340,7 +5340,7 @@
             </w:pPr>
             <w:r>
               <w:rPr>
-                <w:rFonts w:ascii="Markazi Text" w:cs="Markazi Text" w:eastAsia="Markazi Text" w:hAnsi="Markazi Text"/>
+                <w:rFonts w:ascii="Arakom" w:cs="Arakom" w:eastAsia="Arakom" w:hAnsi="Arakom"/>
                 <w:b/>
                 <w:bCs/>
                 <w:color w:val="111111"/>
@@ -5358,7 +5358,7 @@
             </w:pPr>
             <w:r>
               <w:rPr>
-                <w:rFonts w:ascii="Markazi Text" w:cs="Markazi Text" w:eastAsia="Markazi Text" w:hAnsi="Markazi Text"/>
+                <w:rFonts w:ascii="Arakom" w:cs="Arakom" w:eastAsia="Arakom" w:hAnsi="Arakom"/>
                 <w:b w:val="false"/>
                 <w:bCs w:val="false"/>
                 <w:color w:val="111111"/>
@@ -5376,7 +5376,7 @@
             </w:pPr>
             <w:r>
               <w:rPr>
-                <w:rFonts w:ascii="Markazi Text" w:cs="Markazi Text" w:eastAsia="Markazi Text" w:hAnsi="Markazi Text"/>
+                <w:rFonts w:ascii="Arakom" w:cs="Arakom" w:eastAsia="Arakom" w:hAnsi="Arakom"/>
                 <w:b w:val="false"/>
                 <w:bCs w:val="false"/>
                 <w:color w:val="111111"/>
@@ -5394,7 +5394,7 @@
             </w:pPr>
             <w:r>
               <w:rPr>
-                <w:rFonts w:ascii="Markazi Text" w:cs="Markazi Text" w:eastAsia="Markazi Text" w:hAnsi="Markazi Text"/>
+                <w:rFonts w:ascii="Arakom" w:cs="Arakom" w:eastAsia="Arakom" w:hAnsi="Arakom"/>
                 <w:b w:val="false"/>
                 <w:bCs w:val="false"/>
                 <w:color w:val="111111"/>
@@ -5412,7 +5412,7 @@
             </w:pPr>
             <w:r>
               <w:rPr>
-                <w:rFonts w:ascii="Markazi Text" w:cs="Markazi Text" w:eastAsia="Markazi Text" w:hAnsi="Markazi Text"/>
+                <w:rFonts w:ascii="Arakom" w:cs="Arakom" w:eastAsia="Arakom" w:hAnsi="Arakom"/>
                 <w:b w:val="false"/>
                 <w:bCs w:val="false"/>
                 <w:color w:val="111111"/>
@@ -5430,7 +5430,7 @@
             </w:pPr>
             <w:r>
               <w:rPr>
-                <w:rFonts w:ascii="Markazi Text" w:cs="Markazi Text" w:eastAsia="Markazi Text" w:hAnsi="Markazi Text"/>
+                <w:rFonts w:ascii="Arakom" w:cs="Arakom" w:eastAsia="Arakom" w:hAnsi="Arakom"/>
                 <w:b w:val="false"/>
                 <w:bCs w:val="false"/>
                 <w:color w:val="111111"/>
@@ -5448,7 +5448,7 @@
             </w:pPr>
             <w:r>
               <w:rPr>
-                <w:rFonts w:ascii="Markazi Text" w:cs="Markazi Text" w:eastAsia="Markazi Text" w:hAnsi="Markazi Text"/>
+                <w:rFonts w:ascii="Arakom" w:cs="Arakom" w:eastAsia="Arakom" w:hAnsi="Arakom"/>
                 <w:b w:val="false"/>
                 <w:bCs w:val="false"/>
                 <w:color w:val="111111"/>
@@ -5466,7 +5466,7 @@
             </w:pPr>
             <w:r>
               <w:rPr>
-                <w:rFonts w:ascii="Markazi Text" w:cs="Markazi Text" w:eastAsia="Markazi Text" w:hAnsi="Markazi Text"/>
+                <w:rFonts w:ascii="Arakom" w:cs="Arakom" w:eastAsia="Arakom" w:hAnsi="Arakom"/>
                 <w:b w:val="false"/>
                 <w:bCs w:val="false"/>
                 <w:color w:val="111111"/>
@@ -5585,7 +5585,7 @@
             </w:pPr>
             <w:r>
               <w:rPr>
-                <w:rFonts w:ascii="Markazi Text" w:cs="Markazi Text" w:eastAsia="Markazi Text" w:hAnsi="Markazi Text"/>
+                <w:rFonts w:ascii="Arakom" w:cs="Arakom" w:eastAsia="Arakom" w:hAnsi="Arakom"/>
                 <w:b w:val="false"/>
                 <w:bCs w:val="false"/>
                 <w:color w:val="111111"/>
@@ -5635,7 +5635,7 @@
             </w:pPr>
             <w:r>
               <w:rPr>
-                <w:rFonts w:ascii="Markazi Text" w:cs="Markazi Text" w:eastAsia="Markazi Text" w:hAnsi="Markazi Text"/>
+                <w:rFonts w:ascii="Arakom" w:cs="Arakom" w:eastAsia="Arakom" w:hAnsi="Arakom"/>
                 <w:b w:val="false"/>
                 <w:bCs w:val="false"/>
                 <w:color w:val="111111"/>
@@ -5685,7 +5685,7 @@
             </w:pPr>
             <w:r>
               <w:rPr>
-                <w:rFonts w:ascii="Markazi Text" w:cs="Markazi Text" w:eastAsia="Markazi Text" w:hAnsi="Markazi Text"/>
+                <w:rFonts w:ascii="Arakom" w:cs="Arakom" w:eastAsia="Arakom" w:hAnsi="Arakom"/>
                 <w:b w:val="false"/>
                 <w:bCs w:val="false"/>
                 <w:color w:val="111111"/>
@@ -5740,7 +5740,7 @@
             </w:pPr>
             <w:r>
               <w:rPr>
-                <w:rFonts w:ascii="Markazi Text" w:cs="Markazi Text" w:eastAsia="Markazi Text" w:hAnsi="Markazi Text"/>
+                <w:rFonts w:ascii="Arakom" w:cs="Arakom" w:eastAsia="Arakom" w:hAnsi="Arakom"/>
                 <w:b w:val="false"/>
                 <w:bCs w:val="false"/>
                 <w:color w:val="111111"/>
@@ -5790,7 +5790,7 @@
             </w:pPr>
             <w:r>
               <w:rPr>
-                <w:rFonts w:ascii="Markazi Text" w:cs="Markazi Text" w:eastAsia="Markazi Text" w:hAnsi="Markazi Text"/>
+                <w:rFonts w:ascii="Arakom" w:cs="Arakom" w:eastAsia="Arakom" w:hAnsi="Arakom"/>
                 <w:b w:val="false"/>
                 <w:bCs w:val="false"/>
                 <w:color w:val="111111"/>
@@ -5840,7 +5840,7 @@
             </w:pPr>
             <w:r>
               <w:rPr>
-                <w:rFonts w:ascii="Markazi Text" w:cs="Markazi Text" w:eastAsia="Markazi Text" w:hAnsi="Markazi Text"/>
+                <w:rFonts w:ascii="Arakom" w:cs="Arakom" w:eastAsia="Arakom" w:hAnsi="Arakom"/>
                 <w:b w:val="false"/>
                 <w:bCs w:val="false"/>
                 <w:color w:val="111111"/>
